--- a/teaching-materials/vcd-vce/word/workbook-unit3.docx
+++ b/teaching-materials/vcd-vce/word/workbook-unit3.docx
@@ -9,7 +9,8 @@
       <w:r>
         <w:rPr>
           <w:b/>
-          <w:sz w:val="22"/>
+          <w:color w:val="666666"/>
+          <w:sz w:val="21"/>
         </w:rPr>
         <w:t>VCE VISUAL COMMUNICATION DESIGN · VCAA 2024 · UNIT 3</w:t>
       </w:r>
@@ -20,6 +21,9 @@
         <w:jc w:val="center"/>
       </w:pPr>
       <w:r>
+        <w:rPr>
+          <w:color w:val="1F3A5F"/>
+        </w:rPr>
         <w:t>Student Workbook</w:t>
       </w:r>
     </w:p>
@@ -30,6 +34,7 @@
       <w:r>
         <w:rPr>
           <w:b/>
+          <w:color w:val="1F3A5F"/>
           <w:sz w:val="28"/>
         </w:rPr>
         <w:t>Analysis &amp; Reinterpretation · The Brief &amp; Ideation</w:t>
@@ -41,7 +46,10 @@
         <w:pStyle w:val="Heading2"/>
       </w:pPr>
       <w:r>
-        <w:t>📋 My Details</w:t>
+        <w:rPr>
+          <w:color w:val="1F3A5F"/>
+        </w:rPr>
+        <w:t>My Details</w:t>
       </w:r>
     </w:p>
     <w:tbl>
@@ -157,7 +165,10 @@
         <w:pStyle w:val="Heading1"/>
       </w:pPr>
       <w:r>
-        <w:t>📖 Contents</w:t>
+        <w:rPr>
+          <w:color w:val="1F3A5F"/>
+        </w:rPr>
+        <w:t>Contents</w:t>
       </w:r>
     </w:p>
     <w:p>
@@ -167,12 +178,6 @@
       <w:r>
         <w:t>Activity 1: Analyse an Existing Design</w:t>
       </w:r>
-      <w:r>
-        <w:rPr>
-          <w:i/>
-        </w:rPr>
-        <w:t xml:space="preserve">  (A1)</w:t>
-      </w:r>
     </w:p>
     <w:p>
       <w:pPr>
@@ -180,12 +185,6 @@
       </w:pPr>
       <w:r>
         <w:t>Activity 2: Reconceptualisation or Reinvention?</w:t>
-      </w:r>
-      <w:r>
-        <w:rPr>
-          <w:i/>
-        </w:rPr>
-        <w:t xml:space="preserve">  (A2)</w:t>
       </w:r>
     </w:p>
     <w:p>
@@ -195,12 +194,6 @@
       <w:r>
         <w:t>Activity 3: Methods of Reinterpretation — Match</w:t>
       </w:r>
-      <w:r>
-        <w:rPr>
-          <w:i/>
-        </w:rPr>
-        <w:t xml:space="preserve">  (A3)</w:t>
-      </w:r>
     </w:p>
     <w:p>
       <w:pPr>
@@ -208,12 +201,6 @@
       </w:pPr>
       <w:r>
         <w:t>Activity 4: Deconstruct a Brief</w:t>
-      </w:r>
-      <w:r>
-        <w:rPr>
-          <w:i/>
-        </w:rPr>
-        <w:t xml:space="preserve">  (A4)</w:t>
       </w:r>
     </w:p>
     <w:p>
@@ -223,12 +210,6 @@
       <w:r>
         <w:t>Activity 5: Generate Two Distinct Concepts</w:t>
       </w:r>
-      <w:r>
-        <w:rPr>
-          <w:i/>
-        </w:rPr>
-        <w:t xml:space="preserve">  (A5)</w:t>
-      </w:r>
     </w:p>
     <w:p>
       <w:pPr>
@@ -236,12 +217,6 @@
       </w:pPr>
       <w:r>
         <w:t>Activity 6: Short Analysis — Exam Practice</w:t>
-      </w:r>
-      <w:r>
-        <w:rPr>
-          <w:i/>
-        </w:rPr>
-        <w:t xml:space="preserve">  (A6)</w:t>
       </w:r>
     </w:p>
     <w:p>
@@ -251,12 +226,6 @@
       <w:r>
         <w:t>Activity 7: Extended Response — Case Study</w:t>
       </w:r>
-      <w:r>
-        <w:rPr>
-          <w:i/>
-        </w:rPr>
-        <w:t xml:space="preserve">  (A7)</w:t>
-      </w:r>
     </w:p>
     <w:p>
       <w:pPr>
@@ -264,12 +233,6 @@
       </w:pPr>
       <w:r>
         <w:t>Activity 8: Reflection — What I Know / Still Learning</w:t>
-      </w:r>
-      <w:r>
-        <w:rPr>
-          <w:i/>
-        </w:rPr>
-        <w:t xml:space="preserve">  (A8)</w:t>
       </w:r>
     </w:p>
     <w:p>
@@ -282,6 +245,9 @@
         <w:pStyle w:val="Heading1"/>
       </w:pPr>
       <w:r>
+        <w:rPr>
+          <w:color w:val="1F3A5F"/>
+        </w:rPr>
         <w:t>Activity 1: Analyse an Existing Design</w:t>
       </w:r>
     </w:p>
@@ -289,29 +255,27 @@
       <w:r>
         <w:rPr>
           <w:b/>
+          <w:color w:val="1F3A5F"/>
         </w:rPr>
         <w:t>Marks available: 12 marks</w:t>
       </w:r>
     </w:p>
     <w:p>
-      <w:r>
-        <w:rPr>
-          <w:b/>
-          <w:i/>
-        </w:rPr>
-        <w:t xml:space="preserve">▸ </w:t>
-      </w:r>
+      <w:pPr>
+        <w:ind w:left="283"/>
+      </w:pPr>
       <w:r>
         <w:rPr>
           <w:b w:val="0"/>
           <w:i/>
+          <w:color w:val="404040"/>
         </w:rPr>
         <w:t>Choose an existing design from any design field. Complete the table using the analysis framework.</w:t>
       </w:r>
     </w:p>
     <w:tbl>
       <w:tblPr>
-        <w:tblStyle w:val="TableGrid"/>
+        <w:tblStyle w:val="LightGrid-Accent1"/>
         <w:tblW w:type="auto" w:w="0"/>
         <w:jc w:val="center"/>
         <w:tblLook w:firstColumn="1" w:firstRow="1" w:lastColumn="0" w:lastRow="0" w:noHBand="0" w:noVBand="1" w:val="04A0"/>
@@ -324,7 +288,7 @@
         <w:tc>
           <w:tcPr>
             <w:tcW w:type="dxa" w:w="4986"/>
-            <w:shd w:val="clear" w:color="auto" w:fill="4C1D95"/>
+            <w:shd w:val="clear" w:color="auto" w:fill="1F3A5F"/>
           </w:tcPr>
           <w:p>
             <w:r>
@@ -339,7 +303,7 @@
         <w:tc>
           <w:tcPr>
             <w:tcW w:type="dxa" w:w="4986"/>
-            <w:shd w:val="clear" w:color="auto" w:fill="4C1D95"/>
+            <w:shd w:val="clear" w:color="auto" w:fill="1F3A5F"/>
           </w:tcPr>
           <w:p>
             <w:r>
@@ -369,7 +333,7 @@
         <w:tc>
           <w:tcPr>
             <w:tcW w:type="dxa" w:w="4986"/>
-            <w:shd w:val="clear" w:color="auto" w:fill="F5F0FF"/>
+            <w:shd w:val="clear" w:color="auto" w:fill="FAFAFA"/>
           </w:tcPr>
           <w:p/>
         </w:tc>
@@ -391,7 +355,7 @@
         <w:tc>
           <w:tcPr>
             <w:tcW w:type="dxa" w:w="4986"/>
-            <w:shd w:val="clear" w:color="auto" w:fill="F5F0FF"/>
+            <w:shd w:val="clear" w:color="auto" w:fill="FAFAFA"/>
           </w:tcPr>
           <w:p/>
         </w:tc>
@@ -413,7 +377,7 @@
         <w:tc>
           <w:tcPr>
             <w:tcW w:type="dxa" w:w="4986"/>
-            <w:shd w:val="clear" w:color="auto" w:fill="F5F0FF"/>
+            <w:shd w:val="clear" w:color="auto" w:fill="FAFAFA"/>
           </w:tcPr>
           <w:p/>
         </w:tc>
@@ -435,7 +399,7 @@
         <w:tc>
           <w:tcPr>
             <w:tcW w:type="dxa" w:w="4986"/>
-            <w:shd w:val="clear" w:color="auto" w:fill="F5F0FF"/>
+            <w:shd w:val="clear" w:color="auto" w:fill="FAFAFA"/>
           </w:tcPr>
           <w:p/>
         </w:tc>
@@ -447,6 +411,9 @@
         <w:pStyle w:val="Heading1"/>
       </w:pPr>
       <w:r>
+        <w:rPr>
+          <w:color w:val="1F3A5F"/>
+        </w:rPr>
         <w:t>Activity 2: Reconceptualisation or Reinvention?</w:t>
       </w:r>
     </w:p>
@@ -454,22 +421,20 @@
       <w:r>
         <w:rPr>
           <w:b/>
+          <w:color w:val="1F3A5F"/>
         </w:rPr>
         <w:t>Marks available: 10 marks</w:t>
       </w:r>
     </w:p>
     <w:p>
-      <w:r>
-        <w:rPr>
-          <w:b/>
-          <w:i/>
-        </w:rPr>
-        <w:t xml:space="preserve">▸ </w:t>
-      </w:r>
+      <w:pPr>
+        <w:ind w:left="283"/>
+      </w:pPr>
       <w:r>
         <w:rPr>
           <w:b w:val="0"/>
           <w:i/>
+          <w:color w:val="404040"/>
         </w:rPr>
         <w:t xml:space="preserve">For each scenario, circle </w:t>
       </w:r>
@@ -477,6 +442,7 @@
         <w:rPr>
           <w:b/>
           <w:i/>
+          <w:color w:val="404040"/>
         </w:rPr>
         <w:t>Reconceptualisation</w:t>
       </w:r>
@@ -484,6 +450,7 @@
         <w:rPr>
           <w:b w:val="0"/>
           <w:i/>
+          <w:color w:val="404040"/>
         </w:rPr>
         <w:t xml:space="preserve"> or </w:t>
       </w:r>
@@ -491,6 +458,7 @@
         <w:rPr>
           <w:b/>
           <w:i/>
+          <w:color w:val="404040"/>
         </w:rPr>
         <w:t>Reinvention</w:t>
       </w:r>
@@ -498,6 +466,7 @@
         <w:rPr>
           <w:b w:val="0"/>
           <w:i/>
+          <w:color w:val="404040"/>
         </w:rPr>
         <w:t xml:space="preserve"> and justify in one sentence.</w:t>
       </w:r>
@@ -517,12 +486,12 @@
       </w:r>
     </w:p>
     <w:p>
-      <w:r>
-        <w:rPr>
-          <w:color w:val="B0B0B0"/>
-        </w:rPr>
-        <w:t>__________________________________________________________________________________________</w:t>
-      </w:r>
+      <w:pPr>
+        <w:spacing w:after="280"/>
+        <w:pBdr>
+          <w:bottom w:val="single" w:sz="6" w:space="1" w:color="BFBFBF"/>
+        </w:pBdr>
+      </w:pPr>
     </w:p>
     <w:p>
       <w:r>
@@ -539,12 +508,12 @@
       </w:r>
     </w:p>
     <w:p>
-      <w:r>
-        <w:rPr>
-          <w:color w:val="B0B0B0"/>
-        </w:rPr>
-        <w:t>__________________________________________________________________________________________</w:t>
-      </w:r>
+      <w:pPr>
+        <w:spacing w:after="280"/>
+        <w:pBdr>
+          <w:bottom w:val="single" w:sz="6" w:space="1" w:color="BFBFBF"/>
+        </w:pBdr>
+      </w:pPr>
     </w:p>
     <w:p>
       <w:r>
@@ -561,12 +530,12 @@
       </w:r>
     </w:p>
     <w:p>
-      <w:r>
-        <w:rPr>
-          <w:color w:val="B0B0B0"/>
-        </w:rPr>
-        <w:t>__________________________________________________________________________________________</w:t>
-      </w:r>
+      <w:pPr>
+        <w:spacing w:after="280"/>
+        <w:pBdr>
+          <w:bottom w:val="single" w:sz="6" w:space="1" w:color="BFBFBF"/>
+        </w:pBdr>
+      </w:pPr>
     </w:p>
     <w:p>
       <w:r>
@@ -578,6 +547,9 @@
         <w:pStyle w:val="Heading1"/>
       </w:pPr>
       <w:r>
+        <w:rPr>
+          <w:color w:val="1F3A5F"/>
+        </w:rPr>
         <w:t>Activity 3: Methods of Reinterpretation — Match</w:t>
       </w:r>
     </w:p>
@@ -585,29 +557,27 @@
       <w:r>
         <w:rPr>
           <w:b/>
+          <w:color w:val="1F3A5F"/>
         </w:rPr>
         <w:t>Marks available: 8 marks</w:t>
       </w:r>
     </w:p>
     <w:p>
-      <w:r>
-        <w:rPr>
-          <w:b/>
-          <w:i/>
-        </w:rPr>
-        <w:t xml:space="preserve">▸ </w:t>
-      </w:r>
+      <w:pPr>
+        <w:ind w:left="283"/>
+      </w:pPr>
       <w:r>
         <w:rPr>
           <w:b w:val="0"/>
           <w:i/>
+          <w:color w:val="404040"/>
         </w:rPr>
         <w:t>Match each method to its correct example.</w:t>
       </w:r>
     </w:p>
     <w:tbl>
       <w:tblPr>
-        <w:tblStyle w:val="TableGrid"/>
+        <w:tblStyle w:val="LightGrid-Accent1"/>
         <w:tblW w:type="auto" w:w="0"/>
         <w:tblLook w:firstColumn="1" w:firstRow="1" w:lastColumn="0" w:lastRow="0" w:noHBand="0" w:noVBand="1" w:val="04A0"/>
       </w:tblPr>
@@ -620,11 +590,13 @@
         <w:tc>
           <w:tcPr>
             <w:tcW w:type="dxa" w:w="3324"/>
+            <w:shd w:val="clear" w:color="auto" w:fill="1F3A5F"/>
           </w:tcPr>
           <w:p>
             <w:r>
               <w:rPr>
                 <w:b/>
+                <w:color w:val="FFFFFF"/>
               </w:rPr>
               <w:t>Method</w:t>
             </w:r>
@@ -633,11 +605,13 @@
         <w:tc>
           <w:tcPr>
             <w:tcW w:type="dxa" w:w="3324"/>
+            <w:shd w:val="clear" w:color="auto" w:fill="1F3A5F"/>
           </w:tcPr>
           <w:p>
             <w:r>
               <w:rPr>
                 <w:b/>
+                <w:color w:val="FFFFFF"/>
               </w:rPr>
               <w:t>Answer</w:t>
             </w:r>
@@ -646,11 +620,13 @@
         <w:tc>
           <w:tcPr>
             <w:tcW w:type="dxa" w:w="3324"/>
+            <w:shd w:val="clear" w:color="auto" w:fill="1F3A5F"/>
           </w:tcPr>
           <w:p>
             <w:r>
               <w:rPr>
                 <w:b/>
+                <w:color w:val="FFFFFF"/>
               </w:rPr>
               <w:t>Example</w:t>
             </w:r>
@@ -776,6 +752,9 @@
         <w:pStyle w:val="Heading1"/>
       </w:pPr>
       <w:r>
+        <w:rPr>
+          <w:color w:val="1F3A5F"/>
+        </w:rPr>
         <w:t>Activity 4: Deconstruct a Brief</w:t>
       </w:r>
     </w:p>
@@ -783,22 +762,20 @@
       <w:r>
         <w:rPr>
           <w:b/>
+          <w:color w:val="1F3A5F"/>
         </w:rPr>
         <w:t>Marks available: 10 marks</w:t>
       </w:r>
     </w:p>
     <w:p>
-      <w:r>
-        <w:rPr>
-          <w:b/>
-          <w:i/>
-        </w:rPr>
-        <w:t xml:space="preserve">▸ </w:t>
-      </w:r>
+      <w:pPr>
+        <w:ind w:left="283"/>
+      </w:pPr>
       <w:r>
         <w:rPr>
           <w:b w:val="0"/>
           <w:i/>
+          <w:color w:val="404040"/>
         </w:rPr>
         <w:t xml:space="preserve">Read the brief below and identify what is </w:t>
       </w:r>
@@ -806,6 +783,7 @@
         <w:rPr>
           <w:b/>
           <w:i/>
+          <w:color w:val="404040"/>
         </w:rPr>
         <w:t>missing or unclear</w:t>
       </w:r>
@@ -813,6 +791,7 @@
         <w:rPr>
           <w:b w:val="0"/>
           <w:i/>
+          <w:color w:val="404040"/>
         </w:rPr>
         <w:t>.</w:t>
       </w:r>
@@ -838,68 +817,65 @@
       </w:r>
     </w:p>
     <w:p>
-      <w:r>
-        <w:rPr>
-          <w:b/>
-          <w:i/>
-        </w:rPr>
-        <w:t xml:space="preserve">▸ </w:t>
-      </w:r>
+      <w:pPr>
+        <w:ind w:left="283"/>
+      </w:pPr>
       <w:r>
         <w:rPr>
           <w:b w:val="0"/>
           <w:i/>
+          <w:color w:val="404040"/>
         </w:rPr>
         <w:t>List THREE things missing from this brief (e.g. audience, constraints) and explain why each matters.</w:t>
       </w:r>
     </w:p>
     <w:p>
-      <w:r>
-        <w:rPr>
-          <w:color w:val="B0B0B0"/>
-        </w:rPr>
-        <w:t>__________________________________________________________________________________________</w:t>
-      </w:r>
+      <w:pPr>
+        <w:spacing w:after="280"/>
+        <w:pBdr>
+          <w:bottom w:val="single" w:sz="6" w:space="1" w:color="BFBFBF"/>
+        </w:pBdr>
+      </w:pPr>
     </w:p>
     <w:p>
-      <w:r>
-        <w:rPr>
-          <w:color w:val="B0B0B0"/>
-        </w:rPr>
-        <w:t>__________________________________________________________________________________________</w:t>
-      </w:r>
+      <w:pPr>
+        <w:spacing w:after="280"/>
+        <w:pBdr>
+          <w:bottom w:val="single" w:sz="6" w:space="1" w:color="BFBFBF"/>
+        </w:pBdr>
+      </w:pPr>
     </w:p>
     <w:p>
-      <w:r>
-        <w:rPr>
-          <w:color w:val="B0B0B0"/>
-        </w:rPr>
-        <w:t>__________________________________________________________________________________________</w:t>
-      </w:r>
+      <w:pPr>
+        <w:spacing w:after="280"/>
+        <w:pBdr>
+          <w:bottom w:val="single" w:sz="6" w:space="1" w:color="BFBFBF"/>
+        </w:pBdr>
+      </w:pPr>
     </w:p>
     <w:p>
-      <w:r>
-        <w:rPr>
-          <w:color w:val="B0B0B0"/>
-        </w:rPr>
-        <w:t>__________________________________________________________________________________________</w:t>
-      </w:r>
+      <w:pPr>
+        <w:spacing w:after="280"/>
+        <w:pBdr>
+          <w:bottom w:val="single" w:sz="6" w:space="1" w:color="BFBFBF"/>
+        </w:pBdr>
+      </w:pPr>
     </w:p>
     <w:p>
-      <w:r>
-        <w:rPr>
-          <w:color w:val="B0B0B0"/>
-        </w:rPr>
-        <w:t>__________________________________________________________________________________________</w:t>
-      </w:r>
+      <w:pPr>
+        <w:spacing w:after="280"/>
+        <w:pBdr>
+          <w:bottom w:val="single" w:sz="6" w:space="1" w:color="BFBFBF"/>
+        </w:pBdr>
+      </w:pPr>
     </w:p>
     <w:p>
-      <w:r>
-        <w:rPr>
-          <w:color w:val="B0B0B0"/>
-        </w:rPr>
-        <w:t>__________________________________________________________________________________________</w:t>
-      </w:r>
+      <w:pPr>
+        <w:spacing w:after="280"/>
+        <w:pBdr>
+          <w:bottom w:val="single" w:sz="6" w:space="1" w:color="BFBFBF"/>
+        </w:pBdr>
+      </w:pPr>
     </w:p>
     <w:p>
       <w:r>
@@ -911,6 +887,9 @@
         <w:pStyle w:val="Heading1"/>
       </w:pPr>
       <w:r>
+        <w:rPr>
+          <w:color w:val="1F3A5F"/>
+        </w:rPr>
         <w:t>Activity 5: Generate Two Distinct Concepts</w:t>
       </w:r>
     </w:p>
@@ -918,22 +897,20 @@
       <w:r>
         <w:rPr>
           <w:b/>
+          <w:color w:val="1F3A5F"/>
         </w:rPr>
         <w:t>Marks available: 12 marks</w:t>
       </w:r>
     </w:p>
     <w:p>
-      <w:r>
-        <w:rPr>
-          <w:b/>
-          <w:i/>
-        </w:rPr>
-        <w:t xml:space="preserve">▸ </w:t>
-      </w:r>
+      <w:pPr>
+        <w:ind w:left="283"/>
+      </w:pPr>
       <w:r>
         <w:rPr>
           <w:b w:val="0"/>
           <w:i/>
+          <w:color w:val="404040"/>
         </w:rPr>
         <w:t>Using your own brief (or the bakery brief above), sketch TWO thumbnail concepts that are genuinely distinct in visual approach. Annotate each with one sentence explaining the difference.</w:t>
       </w:r>
@@ -962,7 +939,7 @@
                 <w:i/>
                 <w:color w:val="999999"/>
               </w:rPr>
-              <w:t>✏  Concept 1  (space for drawing)</w:t>
+              <w:t>Concept 1 (space for drawing)</w:t>
             </w:r>
           </w:p>
           <w:p/>
@@ -997,7 +974,7 @@
                 <w:i/>
                 <w:color w:val="999999"/>
               </w:rPr>
-              <w:t>✏  Concept 2  (space for drawing)</w:t>
+              <w:t>Concept 2 (space for drawing)</w:t>
             </w:r>
           </w:p>
           <w:p/>
@@ -1009,26 +986,29 @@
     </w:tbl>
     <w:p/>
     <w:p>
-      <w:r>
-        <w:rPr>
-          <w:color w:val="B0B0B0"/>
-        </w:rPr>
-        <w:t>__________________________________________________________________________________________</w:t>
-      </w:r>
+      <w:pPr>
+        <w:spacing w:after="280"/>
+        <w:pBdr>
+          <w:bottom w:val="single" w:sz="6" w:space="1" w:color="BFBFBF"/>
+        </w:pBdr>
+      </w:pPr>
     </w:p>
     <w:p>
-      <w:r>
-        <w:rPr>
-          <w:color w:val="B0B0B0"/>
-        </w:rPr>
-        <w:t>__________________________________________________________________________________________</w:t>
-      </w:r>
+      <w:pPr>
+        <w:spacing w:after="280"/>
+        <w:pBdr>
+          <w:bottom w:val="single" w:sz="6" w:space="1" w:color="BFBFBF"/>
+        </w:pBdr>
+      </w:pPr>
     </w:p>
     <w:p>
       <w:pPr>
         <w:pStyle w:val="Heading1"/>
       </w:pPr>
       <w:r>
+        <w:rPr>
+          <w:color w:val="1F3A5F"/>
+        </w:rPr>
         <w:t>Activity 6: Short Analysis — Exam Practice</w:t>
       </w:r>
     </w:p>
@@ -1036,22 +1016,20 @@
       <w:r>
         <w:rPr>
           <w:b/>
+          <w:color w:val="1F3A5F"/>
         </w:rPr>
         <w:t>Marks available: 6 marks (2 marks each)</w:t>
       </w:r>
     </w:p>
     <w:p>
-      <w:r>
-        <w:rPr>
-          <w:b/>
-          <w:i/>
-        </w:rPr>
-        <w:t xml:space="preserve">▸ </w:t>
-      </w:r>
+      <w:pPr>
+        <w:ind w:left="283"/>
+      </w:pPr>
       <w:r>
         <w:rPr>
           <w:b w:val="0"/>
           <w:i/>
+          <w:color w:val="404040"/>
         </w:rPr>
         <w:t>Write a 2-mark response for each scenario, using Feature → Evidence → Effect.</w:t>
       </w:r>
@@ -1065,20 +1043,20 @@
       </w:r>
     </w:p>
     <w:p>
-      <w:r>
-        <w:rPr>
-          <w:color w:val="B0B0B0"/>
-        </w:rPr>
-        <w:t>__________________________________________________________________________________________</w:t>
-      </w:r>
+      <w:pPr>
+        <w:spacing w:after="280"/>
+        <w:pBdr>
+          <w:bottom w:val="single" w:sz="6" w:space="1" w:color="BFBFBF"/>
+        </w:pBdr>
+      </w:pPr>
     </w:p>
     <w:p>
-      <w:r>
-        <w:rPr>
-          <w:color w:val="B0B0B0"/>
-        </w:rPr>
-        <w:t>__________________________________________________________________________________________</w:t>
-      </w:r>
+      <w:pPr>
+        <w:spacing w:after="280"/>
+        <w:pBdr>
+          <w:bottom w:val="single" w:sz="6" w:space="1" w:color="BFBFBF"/>
+        </w:pBdr>
+      </w:pPr>
     </w:p>
     <w:p>
       <w:r>
@@ -1089,20 +1067,20 @@
       </w:r>
     </w:p>
     <w:p>
-      <w:r>
-        <w:rPr>
-          <w:color w:val="B0B0B0"/>
-        </w:rPr>
-        <w:t>__________________________________________________________________________________________</w:t>
-      </w:r>
+      <w:pPr>
+        <w:spacing w:after="280"/>
+        <w:pBdr>
+          <w:bottom w:val="single" w:sz="6" w:space="1" w:color="BFBFBF"/>
+        </w:pBdr>
+      </w:pPr>
     </w:p>
     <w:p>
-      <w:r>
-        <w:rPr>
-          <w:color w:val="B0B0B0"/>
-        </w:rPr>
-        <w:t>__________________________________________________________________________________________</w:t>
-      </w:r>
+      <w:pPr>
+        <w:spacing w:after="280"/>
+        <w:pBdr>
+          <w:bottom w:val="single" w:sz="6" w:space="1" w:color="BFBFBF"/>
+        </w:pBdr>
+      </w:pPr>
     </w:p>
     <w:p>
       <w:r>
@@ -1113,20 +1091,20 @@
       </w:r>
     </w:p>
     <w:p>
-      <w:r>
-        <w:rPr>
-          <w:color w:val="B0B0B0"/>
-        </w:rPr>
-        <w:t>__________________________________________________________________________________________</w:t>
-      </w:r>
+      <w:pPr>
+        <w:spacing w:after="280"/>
+        <w:pBdr>
+          <w:bottom w:val="single" w:sz="6" w:space="1" w:color="BFBFBF"/>
+        </w:pBdr>
+      </w:pPr>
     </w:p>
     <w:p>
-      <w:r>
-        <w:rPr>
-          <w:color w:val="B0B0B0"/>
-        </w:rPr>
-        <w:t>__________________________________________________________________________________________</w:t>
-      </w:r>
+      <w:pPr>
+        <w:spacing w:after="280"/>
+        <w:pBdr>
+          <w:bottom w:val="single" w:sz="6" w:space="1" w:color="BFBFBF"/>
+        </w:pBdr>
+      </w:pPr>
     </w:p>
     <w:p>
       <w:r>
@@ -1138,6 +1116,9 @@
         <w:pStyle w:val="Heading1"/>
       </w:pPr>
       <w:r>
+        <w:rPr>
+          <w:color w:val="1F3A5F"/>
+        </w:rPr>
         <w:t>Activity 7: Extended Response — Case Study</w:t>
       </w:r>
     </w:p>
@@ -1145,22 +1126,20 @@
       <w:r>
         <w:rPr>
           <w:b/>
+          <w:color w:val="1F3A5F"/>
         </w:rPr>
         <w:t>Marks available: 10 marks</w:t>
       </w:r>
     </w:p>
     <w:p>
-      <w:r>
-        <w:rPr>
-          <w:b/>
-          <w:i/>
-        </w:rPr>
-        <w:t xml:space="preserve">▸ </w:t>
-      </w:r>
+      <w:pPr>
+        <w:ind w:left="283"/>
+      </w:pPr>
       <w:r>
         <w:rPr>
           <w:b w:val="0"/>
           <w:i/>
+          <w:color w:val="404040"/>
         </w:rPr>
         <w:t>Read the case study. Write an extended response (4–5 sentences) analysing the original design and proposing ONE method of reinterpretation, with justification.</w:t>
       </w:r>
@@ -1186,68 +1165,68 @@
       </w:r>
     </w:p>
     <w:p>
-      <w:r>
-        <w:rPr>
-          <w:color w:val="B0B0B0"/>
-        </w:rPr>
-        <w:t>__________________________________________________________________________________________</w:t>
-      </w:r>
+      <w:pPr>
+        <w:spacing w:after="280"/>
+        <w:pBdr>
+          <w:bottom w:val="single" w:sz="6" w:space="1" w:color="BFBFBF"/>
+        </w:pBdr>
+      </w:pPr>
     </w:p>
     <w:p>
-      <w:r>
-        <w:rPr>
-          <w:color w:val="B0B0B0"/>
-        </w:rPr>
-        <w:t>__________________________________________________________________________________________</w:t>
-      </w:r>
+      <w:pPr>
+        <w:spacing w:after="280"/>
+        <w:pBdr>
+          <w:bottom w:val="single" w:sz="6" w:space="1" w:color="BFBFBF"/>
+        </w:pBdr>
+      </w:pPr>
     </w:p>
     <w:p>
-      <w:r>
-        <w:rPr>
-          <w:color w:val="B0B0B0"/>
-        </w:rPr>
-        <w:t>__________________________________________________________________________________________</w:t>
-      </w:r>
+      <w:pPr>
+        <w:spacing w:after="280"/>
+        <w:pBdr>
+          <w:bottom w:val="single" w:sz="6" w:space="1" w:color="BFBFBF"/>
+        </w:pBdr>
+      </w:pPr>
     </w:p>
     <w:p>
-      <w:r>
-        <w:rPr>
-          <w:color w:val="B0B0B0"/>
-        </w:rPr>
-        <w:t>__________________________________________________________________________________________</w:t>
-      </w:r>
+      <w:pPr>
+        <w:spacing w:after="280"/>
+        <w:pBdr>
+          <w:bottom w:val="single" w:sz="6" w:space="1" w:color="BFBFBF"/>
+        </w:pBdr>
+      </w:pPr>
     </w:p>
     <w:p>
-      <w:r>
-        <w:rPr>
-          <w:color w:val="B0B0B0"/>
-        </w:rPr>
-        <w:t>__________________________________________________________________________________________</w:t>
-      </w:r>
+      <w:pPr>
+        <w:spacing w:after="280"/>
+        <w:pBdr>
+          <w:bottom w:val="single" w:sz="6" w:space="1" w:color="BFBFBF"/>
+        </w:pBdr>
+      </w:pPr>
     </w:p>
     <w:p>
-      <w:r>
-        <w:rPr>
-          <w:color w:val="B0B0B0"/>
-        </w:rPr>
-        <w:t>__________________________________________________________________________________________</w:t>
-      </w:r>
+      <w:pPr>
+        <w:spacing w:after="280"/>
+        <w:pBdr>
+          <w:bottom w:val="single" w:sz="6" w:space="1" w:color="BFBFBF"/>
+        </w:pBdr>
+      </w:pPr>
     </w:p>
     <w:p>
-      <w:r>
-        <w:rPr>
-          <w:color w:val="B0B0B0"/>
-        </w:rPr>
-        <w:t>__________________________________________________________________________________________</w:t>
-      </w:r>
+      <w:pPr>
+        <w:spacing w:after="280"/>
+        <w:pBdr>
+          <w:bottom w:val="single" w:sz="6" w:space="1" w:color="BFBFBF"/>
+        </w:pBdr>
+      </w:pPr>
     </w:p>
     <w:p>
-      <w:r>
-        <w:rPr>
-          <w:color w:val="B0B0B0"/>
-        </w:rPr>
-        <w:t>__________________________________________________________________________________________</w:t>
-      </w:r>
+      <w:pPr>
+        <w:spacing w:after="280"/>
+        <w:pBdr>
+          <w:bottom w:val="single" w:sz="6" w:space="1" w:color="BFBFBF"/>
+        </w:pBdr>
+      </w:pPr>
     </w:p>
     <w:tbl>
       <w:tblPr>
@@ -1262,15 +1241,15 @@
         <w:tc>
           <w:tcPr>
             <w:tcW w:type="dxa" w:w="9972"/>
-            <w:shd w:val="clear" w:color="auto" w:fill="DCFCE7"/>
+            <w:shd w:val="clear" w:color="auto" w:fill="E9F3EC"/>
           </w:tcPr>
           <w:p>
             <w:r>
               <w:rPr>
                 <w:b/>
-                <w:color w:val="166534"/>
+                <w:color w:val="1F4B3F"/>
               </w:rPr>
-              <w:t>✅ Sample response (refer to after completing)</w:t>
+              <w:t>Model response</w:t>
             </w:r>
           </w:p>
         </w:tc>
@@ -1279,7 +1258,6 @@
         <w:tc>
           <w:tcPr>
             <w:tcW w:type="dxa" w:w="9972"/>
-            <w:shd w:val="clear" w:color="auto" w:fill="F0FDF4"/>
           </w:tcPr>
           <w:p>
             <w:r>
@@ -1334,21 +1312,21 @@
         <w:pStyle w:val="Heading1"/>
       </w:pPr>
       <w:r>
+        <w:rPr>
+          <w:color w:val="1F3A5F"/>
+        </w:rPr>
         <w:t>Activity 8: Reflection — What I Know</w:t>
       </w:r>
     </w:p>
     <w:p>
-      <w:r>
-        <w:rPr>
-          <w:b/>
-          <w:i/>
-        </w:rPr>
-        <w:t xml:space="preserve">▸ </w:t>
-      </w:r>
+      <w:pPr>
+        <w:ind w:left="283"/>
+      </w:pPr>
       <w:r>
         <w:rPr>
           <w:b w:val="0"/>
           <w:i/>
+          <w:color w:val="404040"/>
         </w:rPr>
         <w:t>Use this page to reflect on your learning so far. Be honest — this helps you study smarter!</w:t>
       </w:r>
@@ -1358,6 +1336,9 @@
         <w:pStyle w:val="Heading1"/>
       </w:pPr>
       <w:r>
+        <w:rPr>
+          <w:color w:val="1F3A5F"/>
+        </w:rPr>
         <w:t>Confidence Check</w:t>
       </w:r>
     </w:p>
@@ -1371,7 +1352,7 @@
     </w:p>
     <w:tbl>
       <w:tblPr>
-        <w:tblStyle w:val="TableGrid"/>
+        <w:tblStyle w:val="LightGrid-Accent1"/>
         <w:tblW w:type="auto" w:w="0"/>
         <w:jc w:val="center"/>
         <w:tblLook w:firstColumn="1" w:firstRow="1" w:lastColumn="0" w:lastRow="0" w:noHBand="0" w:noVBand="1" w:val="04A0"/>
@@ -1385,7 +1366,7 @@
         <w:tc>
           <w:tcPr>
             <w:tcW w:type="dxa" w:w="3324"/>
-            <w:shd w:val="clear" w:color="auto" w:fill="4C1D95"/>
+            <w:shd w:val="clear" w:color="auto" w:fill="1F3A5F"/>
           </w:tcPr>
           <w:p>
             <w:r>
@@ -1400,7 +1381,7 @@
         <w:tc>
           <w:tcPr>
             <w:tcW w:type="dxa" w:w="3324"/>
-            <w:shd w:val="clear" w:color="auto" w:fill="4C1D95"/>
+            <w:shd w:val="clear" w:color="auto" w:fill="1F3A5F"/>
           </w:tcPr>
           <w:p>
             <w:r>
@@ -1415,7 +1396,7 @@
         <w:tc>
           <w:tcPr>
             <w:tcW w:type="dxa" w:w="3324"/>
-            <w:shd w:val="clear" w:color="auto" w:fill="4C1D95"/>
+            <w:shd w:val="clear" w:color="auto" w:fill="1F3A5F"/>
           </w:tcPr>
           <w:p>
             <w:r>
@@ -1605,78 +1586,84 @@
         <w:pStyle w:val="Heading1"/>
       </w:pPr>
       <w:r>
+        <w:rPr>
+          <w:color w:val="1F3A5F"/>
+        </w:rPr>
         <w:t>My Learning Goals</w:t>
       </w:r>
     </w:p>
     <w:p>
-      <w:r>
-        <w:rPr>
-          <w:b/>
-          <w:i/>
-        </w:rPr>
-        <w:t xml:space="preserve">▸ </w:t>
-      </w:r>
+      <w:pPr>
+        <w:ind w:left="283"/>
+      </w:pPr>
       <w:r>
         <w:rPr>
           <w:b w:val="0"/>
           <w:i/>
+          <w:color w:val="404040"/>
         </w:rPr>
         <w:t>Before next lesson, I will review / practise:</w:t>
       </w:r>
     </w:p>
     <w:p>
-      <w:r>
-        <w:rPr>
-          <w:color w:val="B0B0B0"/>
-        </w:rPr>
-        <w:t>__________________________________________________________________________________________</w:t>
-      </w:r>
+      <w:pPr>
+        <w:spacing w:after="280"/>
+        <w:pBdr>
+          <w:bottom w:val="single" w:sz="6" w:space="1" w:color="BFBFBF"/>
+        </w:pBdr>
+      </w:pPr>
     </w:p>
     <w:p>
-      <w:r>
-        <w:rPr>
-          <w:color w:val="B0B0B0"/>
-        </w:rPr>
-        <w:t>__________________________________________________________________________________________</w:t>
-      </w:r>
+      <w:pPr>
+        <w:spacing w:after="280"/>
+        <w:pBdr>
+          <w:bottom w:val="single" w:sz="6" w:space="1" w:color="BFBFBF"/>
+        </w:pBdr>
+      </w:pPr>
     </w:p>
     <w:p>
-      <w:r>
-        <w:rPr>
-          <w:color w:val="B0B0B0"/>
-        </w:rPr>
-        <w:t>__________________________________________________________________________________________</w:t>
-      </w:r>
+      <w:pPr>
+        <w:spacing w:after="280"/>
+        <w:pBdr>
+          <w:bottom w:val="single" w:sz="6" w:space="1" w:color="BFBFBF"/>
+        </w:pBdr>
+      </w:pPr>
     </w:p>
     <w:p>
       <w:pPr>
         <w:pStyle w:val="Heading1"/>
       </w:pPr>
       <w:r>
+        <w:rPr>
+          <w:color w:val="1F3A5F"/>
+        </w:rPr>
         <w:t>One thing I found surprising or interesting:</w:t>
       </w:r>
     </w:p>
     <w:p>
-      <w:r>
-        <w:rPr>
-          <w:color w:val="B0B0B0"/>
-        </w:rPr>
-        <w:t>__________________________________________________________________________________________</w:t>
-      </w:r>
+      <w:pPr>
+        <w:spacing w:after="280"/>
+        <w:pBdr>
+          <w:bottom w:val="single" w:sz="6" w:space="1" w:color="BFBFBF"/>
+        </w:pBdr>
+      </w:pPr>
     </w:p>
     <w:p>
-      <w:r>
-        <w:rPr>
-          <w:color w:val="B0B0B0"/>
-        </w:rPr>
-        <w:t>__________________________________________________________________________________________</w:t>
-      </w:r>
+      <w:pPr>
+        <w:spacing w:after="280"/>
+        <w:pBdr>
+          <w:bottom w:val="single" w:sz="6" w:space="1" w:color="BFBFBF"/>
+        </w:pBdr>
+      </w:pPr>
     </w:p>
     <w:p>
       <w:pPr>
         <w:pStyle w:val="Heading1"/>
       </w:pPr>
       <w:r>
+        <w:rPr>
+          <w:color w:val="1F3A5F"/>
+        </w:rPr>
         <w:t>My key vocab list (write 10 design terms you want to remember):</w:t>
       </w:r>
     </w:p>
@@ -1760,20 +1747,8 @@
         <w:t>10.</w:t>
       </w:r>
     </w:p>
-    <w:p>
-      <w:pPr>
-        <w:jc w:val="center"/>
-      </w:pPr>
-      <w:r>
-        <w:rPr>
-          <w:i/>
-          <w:color w:val="999999"/>
-          <w:sz w:val="16"/>
-        </w:rPr>
-        <w:t>VCE Visual Communication Design · Student Workbook · Unit 3 · VCAA 2024 Study Design · Total: 68 marks</w:t>
-      </w:r>
-    </w:p>
     <w:sectPr>
+      <w:footerReference w:type="default" r:id="rId9"/>
       <w:pgSz w:w="12240" w:h="15840"/>
       <w:pgMar w:top="1440" w:right="1134" w:bottom="1440" w:left="1134" w:header="720" w:footer="720" w:gutter="0"/>
       <w:cols w:space="720"/>
@@ -1781,6 +1756,33 @@
     </w:sectPr>
   </w:body>
 </w:document>
+</file>
+
+<file path=word/footer1.xml><?xml version="1.0" encoding="utf-8"?>
+<w:ftr xmlns:m="http://schemas.openxmlformats.org/officeDocument/2006/math" xmlns:mc="http://schemas.openxmlformats.org/markup-compatibility/2006" xmlns:mo="http://schemas.microsoft.com/office/mac/office/2008/main" xmlns:mv="urn:schemas-microsoft-com:mac:vml" xmlns:o="urn:schemas-microsoft-com:office:office" xmlns:r="http://schemas.openxmlformats.org/officeDocument/2006/relationships" xmlns:v="urn:schemas-microsoft-com:vml" xmlns:w10="urn:schemas-microsoft-com:office:word" xmlns:w14="http://schemas.microsoft.com/office/word/2010/wordml" xmlns:w="http://schemas.openxmlformats.org/wordprocessingml/2006/main" xmlns:wne="http://schemas.microsoft.com/office/word/2006/wordml" xmlns:wp14="http://schemas.microsoft.com/office/word/2010/wordprocessingDrawing" xmlns:wp="http://schemas.openxmlformats.org/drawingml/2006/wordprocessingDrawing" xmlns:wpc="http://schemas.microsoft.com/office/word/2010/wordprocessingCanvas" xmlns:wpg="http://schemas.microsoft.com/office/word/2010/wordprocessingGroup" xmlns:wpi="http://schemas.microsoft.com/office/word/2010/wordprocessingInk" xmlns:wps="http://schemas.microsoft.com/office/word/2010/wordprocessingShape" mc:Ignorable="w14 wp14">
+  <w:p>
+    <w:pPr>
+      <w:pStyle w:val="Footer"/>
+      <w:jc w:val="center"/>
+    </w:pPr>
+    <w:r>
+      <w:rPr>
+        <w:color w:val="999999"/>
+        <w:sz w:val="16"/>
+      </w:rPr>
+      <w:t xml:space="preserve">VCE VCD — Unit 3 Workbook  |  Page </w:t>
+    </w:r>
+    <w:r>
+      <w:rPr>
+        <w:color w:val="999999"/>
+        <w:sz w:val="16"/>
+      </w:rPr>
+      <w:fldChar w:fldCharType="begin"/>
+      <w:instrText xml:space="preserve">PAGE</w:instrText>
+      <w:fldChar w:fldCharType="end"/>
+    </w:r>
+  </w:p>
+</w:ftr>
 </file>
 
 <file path=word/numbering.xml><?xml version="1.0" encoding="utf-8"?>
@@ -2213,7 +2215,7 @@
       <w:rFonts w:asciiTheme="majorHAnsi" w:eastAsiaTheme="majorEastAsia" w:hAnsiTheme="majorHAnsi" w:cstheme="majorBidi"/>
       <w:b/>
       <w:bCs/>
-      <w:color w:val="365F91" w:themeColor="accent1" w:themeShade="BF"/>
+      <w:color w:val="1F3A5F"/>
       <w:sz w:val="28"/>
       <w:szCs w:val="28"/>
     </w:rPr>
@@ -2237,7 +2239,7 @@
       <w:rFonts w:asciiTheme="majorHAnsi" w:eastAsiaTheme="majorEastAsia" w:hAnsiTheme="majorHAnsi" w:cstheme="majorBidi"/>
       <w:b/>
       <w:bCs/>
-      <w:color w:val="4F81BD" w:themeColor="accent1"/>
+      <w:color w:val="1F3A5F"/>
       <w:sz w:val="26"/>
       <w:szCs w:val="26"/>
     </w:rPr>
@@ -2261,7 +2263,7 @@
       <w:rFonts w:asciiTheme="majorHAnsi" w:eastAsiaTheme="majorEastAsia" w:hAnsiTheme="majorHAnsi" w:cstheme="majorBidi"/>
       <w:b/>
       <w:bCs/>
-      <w:color w:val="4F81BD" w:themeColor="accent1"/>
+      <w:color w:val="1F3A5F"/>
     </w:rPr>
   </w:style>
   <w:style w:type="paragraph" w:styleId="Heading4">
@@ -2286,7 +2288,7 @@
       <w:bCs/>
       <w:i/>
       <w:iCs/>
-      <w:color w:val="4F81BD" w:themeColor="accent1"/>
+      <w:color w:val="1F3A5F"/>
     </w:rPr>
   </w:style>
   <w:style w:type="paragraph" w:styleId="Heading5">
@@ -2500,7 +2502,7 @@
     </w:pPr>
     <w:rPr>
       <w:rFonts w:asciiTheme="majorHAnsi" w:eastAsiaTheme="majorEastAsia" w:hAnsiTheme="majorHAnsi" w:cstheme="majorBidi"/>
-      <w:color w:val="17365D" w:themeColor="text2" w:themeShade="BF"/>
+      <w:color w:val="1F3A5F"/>
       <w:spacing w:val="5"/>
       <w:kern w:val="28"/>
       <w:sz w:val="52"/>
